--- a/docassemble/ApplicationForNameChange/data/templates/fee_waiver_affidavit.docx
+++ b/docassemble/ApplicationForNameChange/data/templates/fee_waiver_affidavit.docx
@@ -28,6 +28,9 @@
       </w:r>
     </w:p>
     <w:p>
+      <w:pPr>
+        <w:pStyle w:val="Title"/>
+      </w:pPr>
       <w:r>
         <w:t>Affidavit to Request Fee Waiver — FEE102</w:t>
       </w:r>

--- a/docassemble/ApplicationForNameChange/data/templates/fee_waiver_affidavit.docx
+++ b/docassemble/ApplicationForNameChange/data/templates/fee_waiver_affidavit.docx
@@ -29,7 +29,7 @@
     </w:p>
     <w:p>
       <w:pPr>
-        <w:pStyle w:val="Title"/>
+        <w:pStyle w:val="Heading1"/>
       </w:pPr>
       <w:r>
         <w:t>Affidavit to Request Fee Waiver — FEE102</w:t>
@@ -622,6 +622,9 @@
     <w:name w:val="Normal"/>
     <w:qFormat/>
     <w:rsid w:val="00FC693F"/>
+    <w:pPr>
+      <w:spacing w:after="120"/>
+    </w:pPr>
     <w:rPr>
       <w:rFonts w:ascii="Arial" w:hAnsi="Arial"/>
       <w:sz w:val="22"/>
@@ -686,11 +689,11 @@
       <w:outlineLvl w:val="0"/>
     </w:pPr>
     <w:rPr>
-      <w:rFonts w:asciiTheme="majorHAnsi" w:eastAsiaTheme="majorEastAsia" w:hAnsiTheme="majorHAnsi" w:cstheme="majorBidi"/>
+      <w:rFonts w:asciiTheme="majorHAnsi" w:eastAsiaTheme="majorEastAsia" w:hAnsiTheme="majorHAnsi" w:cstheme="majorBidi" w:ascii="Arial" w:hAnsi="Arial"/>
       <w:b/>
       <w:bCs/>
-      <w:color w:val="365F91" w:themeColor="accent1" w:themeShade="BF"/>
-      <w:sz w:val="28"/>
+      <w:color w:val="000000"/>
+      <w:sz w:val="32"/>
       <w:szCs w:val="28"/>
     </w:rPr>
   </w:style>
